--- a/RPA/05_机器人实验记录册_全程_v2.8_20260908.docx
+++ b/RPA/05_机器人实验记录册_全程_v2.8_20260908.docx
@@ -4263,7 +4263,7 @@
           <w:color w:val="555555"/>
           <w:sz w:val="19"/>
         </w:rPr>
-        <w:t>没做作业的抽备用场景卡（打印/奶茶/食堂/水果，参数印在卡上），照卡画三行图纸再拼；做了的用自己作业。</w:t>
+        <w:t>没做作业的抽备用场景卡（打印/奶茶/食堂/开水房，卡上有三个数和答案），照卡先猜再跑三个数；做了的用自己作业。</w:t>
       </w:r>
     </w:p>
     <w:tbl>
@@ -4869,7 +4869,7 @@
           <w:color w:val="555555"/>
           <w:sz w:val="19"/>
         </w:rPr>
-        <w:t>没做作业的抽备用卡（打印/奶茶/食堂/开水房，问句印卡上），先猜弹几次再跑；做了的用自己作业。</w:t>
+        <w:t>没做作业的抽备用卡（打印/奶茶/食堂/开水房，卡上有三个数和答案），照卡先猜再跑三个数；做了的用自己作业。</w:t>
       </w:r>
     </w:p>
     <w:tbl>
